--- a/courts/second-circuit/vermont/state/supreme-court/reply-brief/usage/OUTPUT-reply-brief.docx
+++ b/courts/second-circuit/vermont/state/supreme-court/reply-brief/usage/OUTPUT-reply-brief.docx
@@ -264,9 +264,7 @@
               <w:t xml:space="preserve"> </w:t>
             </w:r>
             <w:r>
-              <w:t xml:space="preserve">2018</w:t>
-              <w:noBreakHyphen/>
-              <w:t xml:space="preserve">342</w:t>
+              <w:t xml:space="preserve">2018-⁠342</w:t>
             </w:r>
           </w:p>
           <w:p>
@@ -300,11 +298,7 @@
               <w:t xml:space="preserve"> </w:t>
             </w:r>
             <w:r>
-              <w:t xml:space="preserve">15</w:t>
-              <w:noBreakHyphen/>
-              <w:t xml:space="preserve">1</w:t>
-              <w:noBreakHyphen/>
-              <w:t xml:space="preserve">18</w:t>
+              <w:t xml:space="preserve">15-⁠1-⁠18</w:t>
             </w:r>
             <w:r>
               <w:t xml:space="preserve"> </w:t>
@@ -645,9 +639,7 @@
                 <w:i/>
                 <w:iCs/>
               </w:rPr>
-              <w:t xml:space="preserve">522</w:t>
-              <w:noBreakHyphen/>
-              <w:t xml:space="preserve">2802</w:t>
+              <w:t xml:space="preserve">522-⁠2802</w:t>
             </w:r>
           </w:p>
           <w:p>
@@ -853,9 +845,7 @@
                 <w:i/>
                 <w:iCs/>
               </w:rPr>
-              <w:t xml:space="preserve">223</w:t>
-              <w:noBreakHyphen/>
-              <w:t xml:space="preserve">6304</w:t>
+              <w:t xml:space="preserve">223-⁠6304</w:t>
             </w:r>
           </w:p>
           <w:p>
@@ -1061,9 +1051,7 @@
                 <w:i/>
                 <w:iCs/>
               </w:rPr>
-              <w:t xml:space="preserve">223</w:t>
-              <w:noBreakHyphen/>
-              <w:t xml:space="preserve">6304</w:t>
+              <w:t xml:space="preserve">223-⁠6304</w:t>
             </w:r>
           </w:p>
           <w:p>
@@ -3249,11 +3237,7 @@
         <w:t xml:space="preserve"> </w:t>
       </w:r>
       <w:r>
-        <w:t xml:space="preserve">517</w:t>
-        <w:noBreakHyphen/>
-        <w:t xml:space="preserve">7</w:t>
-        <w:noBreakHyphen/>
-        <w:t xml:space="preserve">10</w:t>
+        <w:t xml:space="preserve">517-⁠7-⁠10</w:t>
       </w:r>
       <w:r>
         <w:t xml:space="preserve"> </w:t>
@@ -4099,9 +4083,7 @@
         <w:t xml:space="preserve"> </w:t>
       </w:r>
       <w:r>
-        <w:t xml:space="preserve">18</w:t>
-        <w:noBreakHyphen/>
-        <w:t xml:space="preserve">0015,</w:t>
+        <w:t xml:space="preserve">18-⁠0015,</w:t>
       </w:r>
       <w:r>
         <w:t xml:space="preserve"> </w:t>
@@ -4195,9 +4177,7 @@
         <w:t xml:space="preserve"> </w:t>
       </w:r>
       <w:r>
-        <w:t xml:space="preserve">18</w:t>
-        <w:noBreakHyphen/>
-        <w:t xml:space="preserve">0015,</w:t>
+        <w:t xml:space="preserve">18-⁠0015,</w:t>
       </w:r>
       <w:r>
         <w:t xml:space="preserve"> </w:t>
@@ -4327,9 +4307,7 @@
         <w:t xml:space="preserve"> </w:t>
       </w:r>
       <w:r>
-        <w:t xml:space="preserve">11</w:t>
-        <w:noBreakHyphen/>
-        <w:t xml:space="preserve">061</w:t>
+        <w:t xml:space="preserve">11-⁠061</w:t>
       </w:r>
       <w:r>
         <w:t xml:space="preserve"> </w:t>
@@ -4429,9 +4407,7 @@
         <w:t xml:space="preserve"> </w:t>
       </w:r>
       <w:r>
-        <w:t xml:space="preserve">11</w:t>
-        <w:noBreakHyphen/>
-        <w:t xml:space="preserve">068</w:t>
+        <w:t xml:space="preserve">11-⁠068</w:t>
       </w:r>
       <w:r>
         <w:t xml:space="preserve"> </w:t>
@@ -4531,9 +4507,7 @@
         <w:t xml:space="preserve"> </w:t>
       </w:r>
       <w:r>
-        <w:t xml:space="preserve">11</w:t>
-        <w:noBreakHyphen/>
-        <w:t xml:space="preserve">070</w:t>
+        <w:t xml:space="preserve">11-⁠070</w:t>
       </w:r>
       <w:r>
         <w:t xml:space="preserve"> </w:t>
@@ -5773,7 +5747,7 @@
         <w:t xml:space="preserve"> </w:t>
       </w:r>
       <w:r>
-        <w:t xml:space="preserve">V.S.A. § 317(b) (“Public record” “means any written or recorded information, regardless of physical form or characteristics . . . .”).</w:t>
+        <w:t xml:space="preserve">V.S.A. § 317(b) (“Public record” “means any written or recorded information, regardless of physical form or characteristics ⁠. ⁠. ⁠. ⁠.”).</w:t>
       </w:r>
     </w:p>
     <w:p>
@@ -5790,19 +5764,7 @@
         <w:t xml:space="preserve"> </w:t>
       </w:r>
       <w:r>
-        <w:t xml:space="preserve">“refer exclusively to copies of electronic records and nowhere refer to the mere inspection of an electronic record” the Legislature “appear[ed] to contemplate that the production of an electronic record necessarily entails providing a ‘copy,’” is illogical. Appellee’s Br. 13</w:t>
-      </w:r>
-      <w:r>
-        <w:noBreakHyphen/>
-      </w:r>
-      <w:r>
-        <w:t xml:space="preserve">14; PC 5</w:t>
-      </w:r>
-      <w:r>
-        <w:noBreakHyphen/>
-      </w:r>
-      <w:r>
-        <w:t xml:space="preserve">6. Section 316(h)’s sole purpose is to define the standard format “for copies” of records maintained in paper and electronic form. Section 316(i) provides requestors a choice of format for copies when the requested records are maintained in electronic form. Inspection is irrelevant in these subsections because inspection of an agency’s records would necessarily either be printable to paper or in the standard electronic format in which they are maintained. The subsections do not mention inspection because, like § 316(c), they do not apply to requests to inspect.</w:t>
+        <w:t xml:space="preserve">“refer exclusively to copies of electronic records and nowhere refer to the mere inspection of an electronic record” the Legislature “appear[ed] to contemplate that the production of an electronic record necessarily entails providing a ‘copy,’” is illogical. Appellee’s Br. 13-⁠14; PC 5-⁠6. Section 316(h)’s sole purpose is to define the standard format “for copies” of records maintained in paper and electronic form. Section 316(i) provides requestors a choice of format for copies when the requested records are maintained in electronic form. Inspection is irrelevant in these subsections because inspection of an agency’s records would necessarily either be printable to paper or in the standard electronic format in which they are maintained. The subsections do not mention inspection because, like § 316(c), they do not apply to requests to inspect.</w:t>
       </w:r>
     </w:p>
     <w:p>
@@ -5842,7 +5804,7 @@
         <w:t xml:space="preserve"> </w:t>
       </w:r>
       <w:r>
-        <w:t xml:space="preserve">requires records custodians to “promptly produce the record for inspection.” (emphasis added). Section 318(a)⁠(2) requires records to be “be produced for inspection . . . within three business days.” (emphasis added). Section</w:t>
+        <w:t xml:space="preserve">requires records custodians to “promptly produce the record for inspection.” (emphasis added). Section 318(a)⁠(2) requires records to be “be produced for inspection ⁠. ⁠. ⁠. within three business days.” (emphasis added). Section</w:t>
       </w:r>
       <w:r>
         <w:t xml:space="preserve"> </w:t>
@@ -5862,13 +5824,7 @@
         <w:pStyle w:val="BodyTextNote"/>
       </w:pPr>
       <w:r>
-        <w:t xml:space="preserve">Appellee’s argument only works if the Legislature intended the word “produce” in § 318(e) to be defined, as it is in some dictionaries, as “to give birth or rise to,” “to give being, form, or shape to,” or “make” and “manufacture.” Appellee’s Br. 12. But Appellee cites the Merriam-Webster Dictionary’s second and fifth definitions of “produce,” conveniently skipping the very first definition: “to offer to view or notice.” Produce, Merriam-Webster Online Dictionary, https://​www.​merriam-​webster.​com/​dictionary/​produce. Unlike Appellee’s cited definitions, this first definition is consistent with the manifest contextual usage throughout § 318. Appellee’s amicus notes that “produce” has many definitions depending on context and concedes that “produce” can also mean “‘show or provide’” VLCT Br. 10</w:t>
-      </w:r>
-      <w:r>
-        <w:noBreakHyphen/>
-      </w:r>
-      <w:r>
-        <w:t xml:space="preserve">11 (quoting English</w:t>
+        <w:t xml:space="preserve">Appellee’s argument only works if the Legislature intended the word “produce” in § 318(e) to be defined, as it is in some dictionaries, as “to give birth or rise to,” “to give being, form, or shape to,” or “make” and “manufacture.” Appellee’s Br. 12. But Appellee cites the Merriam-Webster Dictionary’s second and fifth definitions of “produce,” conveniently skipping the very first definition: “to offer to view or notice.” Produce, Merriam-Webster Online Dictionary, https://​www.​merriam-​webster.​com/​dictionary/​produce. Unlike Appellee’s cited definitions, this first definition is consistent with the manifest contextual usage throughout § 318. Appellee’s amicus notes that “produce” has many definitions depending on context and concedes that “produce” can also mean “‘show or provide’” VLCT Br. 10-⁠11 (quoting English</w:t>
       </w:r>
       <w:r>
         <w:t xml:space="preserve"> </w:t>
@@ -5906,13 +5862,7 @@
         <w:t xml:space="preserve"> </w:t>
       </w:r>
       <w:r>
-        <w:t xml:space="preserve">on H. 73, House Comm. on Gov’t Operations, CD 11</w:t>
-      </w:r>
-      <w:r>
-        <w:noBreakHyphen/>
-      </w:r>
-      <w:r>
-        <w:t xml:space="preserve">070, 12:00—13:23 (March 10, 2011). Recorded committee hearings contain no discussions of § 318(e)’s impact on or relevance to § 316(c), despite lengthy discussions regarding changes to § 316(c). Similarly, there is no discussion of the specific meaning of the word “produce.” However, § 318(e)’s language was drafted and supported by transparency advocates, including the ACLU of Vermont, for the purpose of stopping agencies’ unlawful practice</w:t>
+        <w:t xml:space="preserve">on H. 73, House Comm. on Gov’t Operations, CD 11-⁠070, 12:00—13:23 (March 10, 2011). Recorded committee hearings contain no discussions of § 318(e)’s impact on or relevance to § 316(c), despite lengthy discussions regarding changes to § 316(c). Similarly, there is no discussion of the specific meaning of the word “produce.” However, § 318(e)’s language was drafted and supported by transparency advocates, including the ACLU of Vermont, for the purpose of stopping agencies’ unlawful practice</w:t>
       </w:r>
       <w:r>
         <w:rPr>
@@ -5930,37 +5880,19 @@
         <w:t xml:space="preserve"> </w:t>
       </w:r>
       <w:r>
-        <w:t xml:space="preserve">on H. 73, House Comm. on Gov’t Operations, CD 11</w:t>
-      </w:r>
-      <w:r>
-        <w:noBreakHyphen/>
-      </w:r>
-      <w:r>
-        <w:t xml:space="preserve">061, at 16:05—24:00 (Mar. 8, 2011). It is irrational to believe that the same advocates that argued against staff time fees for inspection would simultaneously propose § 318(e) language that permitted charging for inspection of redacted records. And, given the significant committee discussions regarding inspection-related fees and lack of discussion of § 316(c)’s relationship to § 318(e), “produce” cannot only be synonymous with “making” a redacted copy of a record for a requestor to possess. Compare Hearings</w:t>
-      </w:r>
-      <w:r>
-        <w:t xml:space="preserve"> </w:t>
-      </w:r>
-      <w:r>
-        <w:t xml:space="preserve">on H. 73, House Comm. on Gov’t Operations, CD 11</w:t>
-      </w:r>
-      <w:r>
-        <w:noBreakHyphen/>
-      </w:r>
-      <w:r>
-        <w:t xml:space="preserve">068, 07:15—20:00, 37:00—54:45 (March 10, 2011), with Hearings</w:t>
-      </w:r>
-      <w:r>
-        <w:t xml:space="preserve"> </w:t>
-      </w:r>
-      <w:r>
-        <w:t xml:space="preserve">on H. 73, House Comm. on Gov’t Operations, CD 11</w:t>
-      </w:r>
-      <w:r>
-        <w:noBreakHyphen/>
-      </w:r>
-      <w:r>
-        <w:t xml:space="preserve">070, 12:00—13:23 (March 10, 2011). “Produce” also means “showing or providing” a redacted record for a requestor to inspect.</w:t>
+        <w:t xml:space="preserve">on H. 73, House Comm. on Gov’t Operations, CD 11-⁠061, at 16:05—24:00 (Mar. 8, 2011). It is irrational to believe that the same advocates that argued against staff time fees for inspection would simultaneously propose § 318(e) language that permitted charging for inspection of redacted records. And, given the significant committee discussions regarding inspection-related fees and lack of discussion of § 316(c)’s relationship to § 318(e), “produce” cannot only be synonymous with “making” a redacted copy of a record for a requestor to possess. Compare Hearings</w:t>
+      </w:r>
+      <w:r>
+        <w:t xml:space="preserve"> </w:t>
+      </w:r>
+      <w:r>
+        <w:t xml:space="preserve">on H. 73, House Comm. on Gov’t Operations, CD 11-⁠068, 07:15—20:00, 37:00—54:45 (March 10, 2011), with Hearings</w:t>
+      </w:r>
+      <w:r>
+        <w:t xml:space="preserve"> </w:t>
+      </w:r>
+      <w:r>
+        <w:t xml:space="preserve">on H. 73, House Comm. on Gov’t Operations, CD 11-⁠070, 12:00—13:23 (March 10, 2011). “Produce” also means “showing or providing” a redacted record for a requestor to inspect.</w:t>
       </w:r>
     </w:p>
     <w:p>
@@ -5980,13 +5912,7 @@
         <w:t xml:space="preserve"> </w:t>
       </w:r>
       <w:r>
-        <w:t xml:space="preserve">229, in part proposing to amend § 316(c) to allow public agencies to assess staff time fees associated with “redacting a requested public record.” App. 029</w:t>
-      </w:r>
-      <w:r>
-        <w:noBreakHyphen/>
-      </w:r>
-      <w:r>
-        <w:t xml:space="preserve">030; see also Appellant’s Br. 28. Despite two Legislative Council studies recommending similar changes, the redaction fee provisions were removed from the bill before it left committee. Appellant’s Br. 28. In 2011, in response to the same policy arguments advanced by Appellee here, the Legislature commissioned another study committee to determine “whether an agency should be authorized to charge for the staff time incurred in locating, reviewing, or redacting a public record.”</w:t>
+        <w:t xml:space="preserve">229, in part proposing to amend § 316(c) to allow public agencies to assess staff time fees associated with “redacting a requested public record.” App. 029-⁠030; see also Appellant’s Br. 28. Despite two Legislative Council studies recommending similar changes, the redaction fee provisions were removed from the bill before it left committee. Appellant’s Br. 28. In 2011, in response to the same policy arguments advanced by Appellee here, the Legislature commissioned another study committee to determine “whether an agency should be authorized to charge for the staff time incurred in locating, reviewing, or redacting a public record.”</w:t>
       </w:r>
       <w:r>
         <w:rPr>
@@ -6180,25 +6106,13 @@
         <w:t xml:space="preserve"> </w:t>
       </w:r>
       <w:r>
-        <w:t xml:space="preserve">v. Spaulding, 2008 VT 63, ¶ 2, 184 Vt. 545, 955 A.2d 532 (“[P]laintiff sent a written request to the Treasurer for copies of ‘fiscal records . . . .’”). These cases do not address or decide the issue before this Court. See Vt.</w:t>
-      </w:r>
-      <w:r>
-        <w:t xml:space="preserve"> </w:t>
-      </w:r>
-      <w:r>
-        <w:t xml:space="preserve">State Employees’ Ass’n v. Vt. Agency of Natural Resources, No. 517</w:t>
-      </w:r>
-      <w:r>
-        <w:noBreakHyphen/>
-      </w:r>
-      <w:r>
-        <w:t xml:space="preserve">7</w:t>
-      </w:r>
-      <w:r>
-        <w:noBreakHyphen/>
-      </w:r>
-      <w:r>
-        <w:t xml:space="preserve">10 Wncv, 2011 WL 121649 (Vt. Super. Ct. Jan. 6, 2011) [hereinafter VSEA] (reproduced at Add. 064) (noting that Herald Ass’n and other cases cited by Appellee “are little more than acknowledgments of a cost-recovery mechanism; they resolve no disputes about how it operates on any particular set of facts”).</w:t>
+        <w:t xml:space="preserve">v. Spaulding, 2008 VT 63, ¶ 2, 184 Vt. 545, 955 A.2d 532 (“[P]laintiff sent a written request to the Treasurer for copies of ‘fiscal records ⁠. ⁠. ⁠. ⁠.’”). These cases do not address or decide the issue before this Court. See Vt.</w:t>
+      </w:r>
+      <w:r>
+        <w:t xml:space="preserve"> </w:t>
+      </w:r>
+      <w:r>
+        <w:t xml:space="preserve">State Employees’ Ass’n v. Vt. Agency of Natural Resources, No. 517-⁠7-⁠10 Wncv, 2011 WL 121649 (Vt. Super. Ct. Jan. 6, 2011) [hereinafter VSEA] (reproduced at Add. 064) (noting that Herald Ass’n and other cases cited by Appellee “are little more than acknowledgments of a cost-recovery mechanism; they resolve no disputes about how it operates on any particular set of facts”).</w:t>
       </w:r>
     </w:p>
     <w:p>
@@ -6374,25 +6288,7 @@
         <w:t xml:space="preserve"> </w:t>
       </w:r>
       <w:r>
-        <w:t xml:space="preserve">on Draft Bill 18</w:t>
-      </w:r>
-      <w:r>
-        <w:noBreakHyphen/>
-      </w:r>
-      <w:r>
-        <w:t xml:space="preserve">0015, House Comm. on Gov’t Operations, Testimony of South Burlington Police Chief Trevor Whipple, 1:28:15—1:36:00 (January 31, 2018), available at https://​vermont.​access.​preservica.​com/​digitalFile_6b9b86d7-​faed</w:t>
-      </w:r>
-      <w:r>
-        <w:noBreakHyphen/>
-      </w:r>
-      <w:r>
-        <w:t xml:space="preserve">4d8a-​aa7b</w:t>
-      </w:r>
-      <w:r>
-        <w:noBreakHyphen/>
-      </w:r>
-      <w:r>
-        <w:t xml:space="preserve">1333ca93a866/​.</w:t>
+        <w:t xml:space="preserve">on Draft Bill 18-⁠0015, House Comm. on Gov’t Operations, Testimony of South Burlington Police Chief Trevor Whipple, 1:28:15—1:36:00 (January 31, 2018), available at https://​vermont.​access.​preservica.​com/​digitalFile_6b9b86d7-​faed-⁠4d8a-​aa7b-⁠1333ca93a866/​.</w:t>
       </w:r>
       <w:r>
         <w:rPr>
@@ -6410,79 +6306,19 @@
         <w:t xml:space="preserve"> </w:t>
       </w:r>
       <w:r>
-        <w:t xml:space="preserve">on Draft Bill 18</w:t>
-      </w:r>
-      <w:r>
-        <w:noBreakHyphen/>
-      </w:r>
-      <w:r>
-        <w:t xml:space="preserve">0015, House Comm. on Gov’t Operations (February 27, 2018), 1:15:50—1:21:00, available at https://​vermont.​access.​preservica.​com/​digitalFile_3cf541a4</w:t>
-      </w:r>
-      <w:r>
-        <w:noBreakHyphen/>
-      </w:r>
-      <w:r>
-        <w:t xml:space="preserve">40b9</w:t>
-      </w:r>
-      <w:r>
-        <w:noBreakHyphen/>
-      </w:r>
-      <w:r>
-        <w:t xml:space="preserve">45d1-​b14f</w:t>
-      </w:r>
-      <w:r>
-        <w:noBreakHyphen/>
-      </w:r>
-      <w:r>
-        <w:t xml:space="preserve">7c65de69d033/​. Section 316(c) was reviewed by the Government Operations Committees because open government advocates showed that agencies routinely demanded fees for inspection requests notwithstanding the statutory language and caselaw. Therefore, they asked the Legislature to clarify that § 316(c) means what it says when it refers to a “request for a copy of a public record.” Others advocated to change the law to allow charging for inspection of public records, relying on the same or similar policy arguments Appellee and its amicus make here. Nevertheless, after deliberation, both committees came to the same conclusion: they did not have time to properly vet changes to § 316(c) and would take no action. Hearings</w:t>
-      </w:r>
-      <w:r>
-        <w:t xml:space="preserve"> </w:t>
-      </w:r>
-      <w:r>
-        <w:t xml:space="preserve">on H. 910, Senate Comm. on Gov’t Operations (April 20, 2018), 46:00—47:00, available at https://​vermont.​access.​preservica.​com/​digitalFile_eaafd8a6-​b42f</w:t>
-      </w:r>
-      <w:r>
-        <w:noBreakHyphen/>
-      </w:r>
-      <w:r>
-        <w:t xml:space="preserve">4915-​aa97</w:t>
-      </w:r>
-      <w:r>
-        <w:noBreakHyphen/>
-      </w:r>
-      <w:r>
-        <w:t xml:space="preserve">501a65546a20/ (Committee Chair Jeanette White: “I’m not sure that at this point that we are ready to change the other fee one, I mean the court has made the decision and it’ll come up again in another case sometime. . . . I don’t think we have time to really vet that the way we should.”); Hearings</w:t>
-      </w:r>
-      <w:r>
-        <w:t xml:space="preserve"> </w:t>
-      </w:r>
-      <w:r>
-        <w:t xml:space="preserve">on Draft Bill 18</w:t>
-      </w:r>
-      <w:r>
-        <w:noBreakHyphen/>
-      </w:r>
-      <w:r>
-        <w:t xml:space="preserve">0015, House Committee on Gov’t Operations (February 27, 2018), 1:37:05—1:38:00, 2:27:00—2:28:00, 2:45:30 – 2:48:00, available at https://​vermont.​access.​preservica.​com/​digitalFile_3cf541a4</w:t>
-      </w:r>
-      <w:r>
-        <w:noBreakHyphen/>
-      </w:r>
-      <w:r>
-        <w:t xml:space="preserve">40b9</w:t>
-      </w:r>
-      <w:r>
-        <w:noBreakHyphen/>
-      </w:r>
-      <w:r>
-        <w:t xml:space="preserve">45d1-​b14f</w:t>
-      </w:r>
-      <w:r>
-        <w:noBreakHyphen/>
-      </w:r>
-      <w:r>
-        <w:t xml:space="preserve">7c65de69d033/ (Committee Chair Maida Townsend: “We’re not done discussing, deliberating, trying to do something positive on this matter, but it’s going to happen later.”). When the Legislature left the status quo intact in 2018 over the complaints expressed by Appellee and its amicus, under the rules of statutory construction it further confirmed its comfort with the VSEA interpretation. This Court should similarly leave the Legislature’s evidenced interpretation intact.</w:t>
+        <w:t xml:space="preserve">on Draft Bill 18-⁠0015, House Comm. on Gov’t Operations (February 27, 2018), 1:15:50—1:21:00, available at https://​vermont.​access.​preservica.​com/​digitalFile_3cf541a4-⁠40b9-⁠45d1-​b14f-⁠7c65de69d033/​. Section 316(c) was reviewed by the Government Operations Committees because open government advocates showed that agencies routinely demanded fees for inspection requests notwithstanding the statutory language and caselaw. Therefore, they asked the Legislature to clarify that § 316(c) means what it says when it refers to a “request for a copy of a public record.” Others advocated to change the law to allow charging for inspection of public records, relying on the same or similar policy arguments Appellee and its amicus make here. Nevertheless, after deliberation, both committees came to the same conclusion: they did not have time to properly vet changes to § 316(c) and would take no action. Hearings</w:t>
+      </w:r>
+      <w:r>
+        <w:t xml:space="preserve"> </w:t>
+      </w:r>
+      <w:r>
+        <w:t xml:space="preserve">on H. 910, Senate Comm. on Gov’t Operations (April 20, 2018), 46:00—47:00, available at https://​vermont.​access.​preservica.​com/​digitalFile_eaafd8a6-​b42f-⁠4915-​aa97-⁠501a65546a20/ (Committee Chair Jeanette White: “I’m not sure that at this point that we are ready to change the other fee one, I mean the court has made the decision and it’ll come up again in another case sometime. ⁠. ⁠. ⁠. I don’t think we have time to really vet that the way we should.”); Hearings</w:t>
+      </w:r>
+      <w:r>
+        <w:t xml:space="preserve"> </w:t>
+      </w:r>
+      <w:r>
+        <w:t xml:space="preserve">on Draft Bill 18-⁠0015, House Committee on Gov’t Operations (February 27, 2018), 1:37:05—1:38:00, 2:27:00—2:28:00, 2:45:30 – 2:48:00, available at https://​vermont.​access.​preservica.​com/​digitalFile_3cf541a4-⁠40b9-⁠45d1-​b14f-⁠7c65de69d033/ (Committee Chair Maida Townsend: “We’re not done discussing, deliberating, trying to do something positive on this matter, but it’s going to happen later.”). When the Legislature left the status quo intact in 2018 over the complaints expressed by Appellee and its amicus, under the rules of statutory construction it further confirmed its comfort with the VSEA interpretation. This Court should similarly leave the Legislature’s evidenced interpretation intact.</w:t>
       </w:r>
     </w:p>
     <w:p>
@@ -6636,7 +6472,7 @@
         <w:t xml:space="preserve"> </w:t>
       </w:r>
       <w:r>
-        <w:t xml:space="preserve">318(d). That section allows agencies “[i]n unusual circumstances . . . [to] request that a person seeking a voluminous amount of separate and distinct records narrow the scope of [their] public records request.” See Recording</w:t>
+        <w:t xml:space="preserve">318(d). That section allows agencies “[i]n unusual circumstances ⁠. ⁠. ⁠. [to] request that a person seeking a voluminous amount of separate and distinct records narrow the scope of [their] public records request.” See Recording</w:t>
       </w:r>
       <w:r>
         <w:t xml:space="preserve"> </w:t>
@@ -6660,13 +6496,7 @@
         <w:t xml:space="preserve"> </w:t>
       </w:r>
       <w:r>
-        <w:t xml:space="preserve">on Draft Bill 18</w:t>
-      </w:r>
-      <w:r>
-        <w:noBreakHyphen/>
-      </w:r>
-      <w:r>
-        <w:t xml:space="preserve">0015, House Comm. on Gov’t Operations, 2:27:00—2:29:00 (February 27, 2018).</w:t>
+        <w:t xml:space="preserve">on Draft Bill 18-⁠0015, House Comm. on Gov’t Operations, 2:27:00—2:29:00 (February 27, 2018).</w:t>
       </w:r>
     </w:p>
     <w:p>
@@ -6674,13 +6504,7 @@
         <w:pStyle w:val="BodyText"/>
       </w:pPr>
       <w:r>
-        <w:t xml:space="preserve">Regardless, the fears raised by Appellee and VLCT are unrelated to the facts of this case. As estimated by Appellee, the municipal burden is approximately 8</w:t>
-      </w:r>
-      <w:r>
-        <w:noBreakHyphen/>
-      </w:r>
-      <w:r>
-        <w:t xml:space="preserve">10 hours of staff time to review and redact the video. This is a reasonable amount of time to spend on a records request of alleged police misconduct and unreasonable force, especially when Appellee demanded “at least two weeks” to produce the redacted record for inspection. Appellee’s and VLCT’s imagined “potential” situation where a requestor “make[s] extremely burdensome, voluminous record requests, an unlimited amount of times,” VLCT Br. 20, “greatly affect[ing] the functioning of a public agency,” Appellee’s Br. 22, is better addressed to the Legislature, which has repeatedly sought proof that such situations occur and has remained unmoved by the very policy arguments Appellee now brings to this Court.</w:t>
+        <w:t xml:space="preserve">Regardless, the fears raised by Appellee and VLCT are unrelated to the facts of this case. As estimated by Appellee, the municipal burden is approximately 8-⁠10 hours of staff time to review and redact the video. This is a reasonable amount of time to spend on a records request of alleged police misconduct and unreasonable force, especially when Appellee demanded “at least two weeks” to produce the redacted record for inspection. Appellee’s and VLCT’s imagined “potential” situation where a requestor “make[s] extremely burdensome, voluminous record requests, an unlimited amount of times,” VLCT Br. 20, “greatly affect[ing] the functioning of a public agency,” Appellee’s Br. 22, is better addressed to the Legislature, which has repeatedly sought proof that such situations occur and has remained unmoved by the very policy arguments Appellee now brings to this Court.</w:t>
       </w:r>
     </w:p>
     <w:p>
@@ -7046,9 +6870,7 @@
                     <w:t xml:space="preserve"> </w:t>
                   </w:r>
                   <w:r>
-                    <w:t xml:space="preserve">522</w:t>
-                    <w:noBreakHyphen/>
-                    <w:t xml:space="preserve">2802</w:t>
+                    <w:t xml:space="preserve">522-⁠2802</w:t>
                   </w:r>
                 </w:p>
                 <w:p>
@@ -7186,9 +7008,7 @@
                     <w:t xml:space="preserve"> </w:t>
                   </w:r>
                   <w:r>
-                    <w:t xml:space="preserve">223</w:t>
-                    <w:noBreakHyphen/>
-                    <w:t xml:space="preserve">6304</w:t>
+                    <w:t xml:space="preserve">223-⁠6304</w:t>
                   </w:r>
                 </w:p>
                 <w:p>
@@ -7342,9 +7162,7 @@
                     <w:t xml:space="preserve"> </w:t>
                   </w:r>
                   <w:r>
-                    <w:t xml:space="preserve">223</w:t>
-                    <w:noBreakHyphen/>
-                    <w:t xml:space="preserve">6304</w:t>
+                    <w:t xml:space="preserve">223-⁠6304</w:t>
                   </w:r>
                 </w:p>
                 <w:p>
@@ -8043,9 +7861,7 @@
               <w:t xml:space="preserve"> </w:t>
             </w:r>
             <w:r>
-              <w:t xml:space="preserve">223</w:t>
-              <w:noBreakHyphen/>
-              <w:t xml:space="preserve">6304</w:t>
+              <w:t xml:space="preserve">223-⁠6304</w:t>
             </w:r>
           </w:p>
           <w:p>
@@ -8223,19 +8039,7 @@
         <w:t xml:space="preserve"> </w:t>
       </w:r>
       <w:r>
-        <w:t xml:space="preserve">Though ultimately ruling in favor of Appellee, the trial court declined to adopt Appellee’s reading of § 318(e). Compare Def.’s Mem. of Law, PC 40</w:t>
-      </w:r>
-      <w:r>
-        <w:noBreakHyphen/>
-      </w:r>
-      <w:r>
-        <w:t xml:space="preserve">41 (arguing that public agency actions taken under § 318(e) are within the scope of § 316(c)), with Decision on Pl.’s Mot. for Judgment, PC 3</w:t>
-      </w:r>
-      <w:r>
-        <w:noBreakHyphen/>
-      </w:r>
-      <w:r>
-        <w:t xml:space="preserve">7 (omitting any analysis of § 318(e) other than a mention in footnote 2 explaining that the provision was added 15 years after § 316(c)).</w:t>
+        <w:t xml:space="preserve">Though ultimately ruling in favor of Appellee, the trial court declined to adopt Appellee’s reading of § 318(e). Compare Def.’s Mem. of Law, PC 40-⁠41 (arguing that public agency actions taken under § 318(e) are within the scope of § 316(c)), with Decision on Pl.’s Mot. for Judgment, PC 3-⁠7 (omitting any analysis of § 318(e) other than a mention in footnote 2 explaining that the provision was added 15 years after § 316(c)).</w:t>
       </w:r>
     </w:p>
   </w:footnote>
@@ -8360,19 +8164,7 @@
         <w:t xml:space="preserve"> </w:t>
       </w:r>
       <w:r>
-        <w:t xml:space="preserve">910, introduced on March 2, 2018, was developed as Draft Bill 18</w:t>
-      </w:r>
-      <w:r>
-        <w:noBreakHyphen/>
-      </w:r>
-      <w:r>
-        <w:t xml:space="preserve">0015 in January and February of 2018 by the House Committee on Government Operations. Neither chamber ever reviewed changes to § 316(c) because no such amendments were ever proposed in or for H. 910. Thus, Appellee’s sole legislative history analysis relies on two committees deciding to take no action. Inaction by legislative committees should have no impact on a preexisting law’s purpose, particularly when the full House or Senate were not involved but had previously adopted and removed amendments to the same law with a clear purpose. See Appellant’s Br. 21</w:t>
-      </w:r>
-      <w:r>
-        <w:noBreakHyphen/>
-      </w:r>
-      <w:r>
-        <w:t xml:space="preserve">27 (reviewing H.</w:t>
+        <w:t xml:space="preserve">910, introduced on March 2, 2018, was developed as Draft Bill 18-⁠0015 in January and February of 2018 by the House Committee on Government Operations. Neither chamber ever reviewed changes to § 316(c) because no such amendments were ever proposed in or for H. 910. Thus, Appellee’s sole legislative history analysis relies on two committees deciding to take no action. Inaction by legislative committees should have no impact on a preexisting law’s purpose, particularly when the full House or Senate were not involved but had previously adopted and removed amendments to the same law with a clear purpose. See Appellant’s Br. 21-⁠27 (reviewing H.</w:t>
       </w:r>
       <w:r>
         <w:t xml:space="preserve"> </w:t>
@@ -9171,7 +8963,7 @@
     <w:qFormat/>
     <w:pPr>
       <w:keepLines/>
-      <w:spacing w:before="0" w:after="115" w:line="230" w:lineRule="exact"/>
+      <w:spacing w:before="21" w:after="115" w:line="230" w:lineRule="exact"/>
     </w:pPr>
     <w:rPr>
       <w:sz w:val="20"/>
